--- a/projects/valuepickr-open-screen/docs/Inventurus Knowledge Solutions Ltd.docx
+++ b/projects/valuepickr-open-screen/docs/Inventurus Knowledge Solutions Ltd.docx
@@ -259,6 +259,624 @@
         <w:spacing w:after="120" w:before="280"/>
       </w:pPr>
       <w:r>
+        <w:t xml:space="preserve">Guidance &amp; Expectation Gap</w:t>
+      </w:r>
+    </w:p>
+    <w:p>
+      <w:pPr>
+        <w:spacing w:after="120"/>
+      </w:pPr>
+      <w:r>
+        <w:rPr>
+          <w:i/>
+          <w:iCs/>
+          <w:color w:val="666666"/>
+          <w:sz w:val="18"/>
+          <w:szCs w:val="18"/>
+        </w:rPr>
+        <w:t xml:space="preserve">Management guidance decoded into commitments, graded on the expectation → action → operational → commercial → financial ladder, then compared to what the current price appears to assume. Method: playbook/guidance-and-expectation-gap.md.</w:t>
+      </w:r>
+    </w:p>
+    <w:p>
+      <w:pPr>
+        <w:spacing w:after="120"/>
+      </w:pPr>
+      <w:r>
+        <w:rPr>
+          <w:b/>
+          <w:bCs/>
+          <w:sz w:val="20"/>
+          <w:szCs w:val="20"/>
+        </w:rPr>
+        <w:t xml:space="preserve">Market expectation vs. our path:</w:t>
+      </w:r>
+    </w:p>
+    <w:tbl>
+      <w:tblPr>
+        <w:tblW w:type="dxa" w:w="9000"/>
+        <w:tblBorders>
+          <w:top w:val="single" w:color="auto" w:sz="4"/>
+          <w:left w:val="single" w:color="auto" w:sz="4"/>
+          <w:bottom w:val="single" w:color="auto" w:sz="4"/>
+          <w:right w:val="single" w:color="auto" w:sz="4"/>
+          <w:insideH w:val="single" w:color="auto" w:sz="4"/>
+          <w:insideV w:val="single" w:color="auto" w:sz="4"/>
+        </w:tblBorders>
+      </w:tblPr>
+      <w:tblGrid>
+        <w:gridCol w:w="3200"/>
+        <w:gridCol w:w="5800"/>
+      </w:tblGrid>
+      <w:tr>
+        <w:tc>
+          <w:tcPr>
+            <w:tcW w:type="dxa" w:w="3200"/>
+            <w:shd w:fill="F2F2F2" w:val="clear"/>
+          </w:tcPr>
+          <w:p>
+            <w:r>
+              <w:rPr>
+                <w:b/>
+                <w:bCs/>
+              </w:rPr>
+              <w:t xml:space="preserve">As of</w:t>
+            </w:r>
+          </w:p>
+        </w:tc>
+        <w:tc>
+          <w:tcPr>
+            <w:tcW w:type="dxa" w:w="5800"/>
+          </w:tcPr>
+          <w:p>
+            <w:r>
+              <w:t xml:space="preserve">2026-09-10</w:t>
+            </w:r>
+          </w:p>
+        </w:tc>
+      </w:tr>
+      <w:tr>
+        <w:tc>
+          <w:tcPr>
+            <w:tcW w:type="dxa" w:w="3200"/>
+            <w:shd w:fill="F2F2F2" w:val="clear"/>
+          </w:tcPr>
+          <w:p>
+            <w:r>
+              <w:rPr>
+                <w:b/>
+                <w:bCs/>
+              </w:rPr>
+              <w:t xml:space="preserve">Price / multiple</w:t>
+            </w:r>
+          </w:p>
+        </w:tc>
+        <w:tc>
+          <w:tcPr>
+            <w:tcW w:type="dxa" w:w="5800"/>
+          </w:tcPr>
+          <w:p>
+            <w:r>
+              <w:t xml:space="preserve">Rs 1792 · 40.3x P/E</w:t>
+            </w:r>
+          </w:p>
+        </w:tc>
+      </w:tr>
+      <w:tr>
+        <w:tc>
+          <w:tcPr>
+            <w:tcW w:type="dxa" w:w="3200"/>
+            <w:shd w:fill="F2F2F2" w:val="clear"/>
+          </w:tcPr>
+          <w:p>
+            <w:r>
+              <w:rPr>
+                <w:b/>
+                <w:bCs/>
+              </w:rPr>
+              <w:t xml:space="preserve">Right valuation lens</w:t>
+            </w:r>
+          </w:p>
+        </w:tc>
+        <w:tc>
+          <w:tcPr>
+            <w:tcW w:type="dxa" w:w="5800"/>
+          </w:tcPr>
+          <w:p>
+            <w:r>
+              <w:t xml:space="preserve">P/E</w:t>
+            </w:r>
+          </w:p>
+        </w:tc>
+      </w:tr>
+      <w:tr>
+        <w:tc>
+          <w:tcPr>
+            <w:tcW w:type="dxa" w:w="3200"/>
+            <w:shd w:fill="F2F2F2" w:val="clear"/>
+          </w:tcPr>
+          <w:p>
+            <w:r>
+              <w:rPr>
+                <w:b/>
+                <w:bCs/>
+              </w:rPr>
+              <w:t xml:space="preserve">Price implies</w:t>
+            </w:r>
+          </w:p>
+        </w:tc>
+        <w:tc>
+          <w:tcPr>
+            <w:tcW w:type="dxa" w:w="5800"/>
+          </w:tcPr>
+          <w:p>
+            <w:r>
+              <w:t xml:space="preserve">~40x trailing on a high-ROE US-healthcare-outsourcing platform needs ~25-30% EPS CAGR FY26-28 against a ~28-32x quality-franchise exit; Q1 FY27 grew only ~12% constant-currency (market rate) with margin dented by TruBridge integration</w:t>
+            </w:r>
+          </w:p>
+        </w:tc>
+      </w:tr>
+      <w:tr>
+        <w:tc>
+          <w:tcPr>
+            <w:tcW w:type="dxa" w:w="3200"/>
+            <w:shd w:fill="F2F2F2" w:val="clear"/>
+          </w:tcPr>
+          <w:p>
+            <w:r>
+              <w:rPr>
+                <w:b/>
+                <w:bCs/>
+              </w:rPr>
+              <w:t xml:space="preserve">Our FY27</w:t>
+            </w:r>
+          </w:p>
+        </w:tc>
+        <w:tc>
+          <w:tcPr>
+            <w:tcW w:type="dxa" w:w="5800"/>
+          </w:tcPr>
+          <w:p>
+            <w:r>
+              <w:t xml:space="preserve">revenue +18-25% including TruBridge consolidation (organic ~12-15%), EBITDA margin ~32-34%, PAT +15-20%</w:t>
+            </w:r>
+          </w:p>
+        </w:tc>
+      </w:tr>
+      <w:tr>
+        <w:tc>
+          <w:tcPr>
+            <w:tcW w:type="dxa" w:w="3200"/>
+            <w:shd w:fill="F2F2F2" w:val="clear"/>
+          </w:tcPr>
+          <w:p>
+            <w:r>
+              <w:rPr>
+                <w:b/>
+                <w:bCs/>
+              </w:rPr>
+              <w:t xml:space="preserve">Our FY28</w:t>
+            </w:r>
+          </w:p>
+        </w:tc>
+        <w:tc>
+          <w:tcPr>
+            <w:tcW w:type="dxa" w:w="5800"/>
+          </w:tcPr>
+          <w:p>
+            <w:r>
+              <w:t xml:space="preserve">mid-teens organic growth plus TruBridge synergies; PAT ~15-20% growth</w:t>
+            </w:r>
+          </w:p>
+        </w:tc>
+      </w:tr>
+      <w:tr>
+        <w:tc>
+          <w:tcPr>
+            <w:tcW w:type="dxa" w:w="3200"/>
+            <w:shd w:fill="F2F2F2" w:val="clear"/>
+          </w:tcPr>
+          <w:p>
+            <w:r>
+              <w:rPr>
+                <w:b/>
+                <w:bCs/>
+              </w:rPr>
+              <w:t xml:space="preserve">Gap direction</w:t>
+            </w:r>
+          </w:p>
+        </w:tc>
+        <w:tc>
+          <w:tcPr>
+            <w:tcW w:type="dxa" w:w="5800"/>
+          </w:tcPr>
+          <w:p>
+            <w:r>
+              <w:t xml:space="preserve">over-optimistic</w:t>
+            </w:r>
+          </w:p>
+        </w:tc>
+      </w:tr>
+      <w:tr>
+        <w:tc>
+          <w:tcPr>
+            <w:tcW w:type="dxa" w:w="3200"/>
+            <w:shd w:fill="F2F2F2" w:val="clear"/>
+          </w:tcPr>
+          <w:p>
+            <w:r>
+              <w:rPr>
+                <w:b/>
+                <w:bCs/>
+              </w:rPr>
+              <w:t xml:space="preserve">Gap type</w:t>
+            </w:r>
+          </w:p>
+        </w:tc>
+        <w:tc>
+          <w:tcPr>
+            <w:tcW w:type="dxa" w:w="5800"/>
+          </w:tcPr>
+          <w:p>
+            <w:r>
+              <w:t xml:space="preserve">duration</w:t>
+            </w:r>
+          </w:p>
+        </w:tc>
+      </w:tr>
+      <w:tr>
+        <w:tc>
+          <w:tcPr>
+            <w:tcW w:type="dxa" w:w="3200"/>
+            <w:shd w:fill="F2F2F2" w:val="clear"/>
+          </w:tcPr>
+          <w:p>
+            <w:r>
+              <w:rPr>
+                <w:b/>
+                <w:bCs/>
+              </w:rPr>
+              <w:t xml:space="preserve">Gap magnitude</w:t>
+            </w:r>
+          </w:p>
+        </w:tc>
+        <w:tc>
+          <w:tcPr>
+            <w:tcW w:type="dxa" w:w="5800"/>
+          </w:tcPr>
+          <w:p>
+            <w:r>
+              <w:t xml:space="preserve">-25% (our FY28 PAT vs implied)</w:t>
+            </w:r>
+          </w:p>
+        </w:tc>
+      </w:tr>
+      <w:tr>
+        <w:tc>
+          <w:tcPr>
+            <w:tcW w:type="dxa" w:w="3200"/>
+            <w:shd w:fill="F2F2F2" w:val="clear"/>
+          </w:tcPr>
+          <w:p>
+            <w:r>
+              <w:rPr>
+                <w:b/>
+                <w:bCs/>
+              </w:rPr>
+              <w:t xml:space="preserve">Gap basis</w:t>
+            </w:r>
+          </w:p>
+        </w:tc>
+        <w:tc>
+          <w:tcPr>
+            <w:tcW w:type="dxa" w:w="5800"/>
+          </w:tcPr>
+          <w:p>
+            <w:r>
+              <w:t xml:space="preserve">40x trailing on ~12% constant-currency organic growth with margin under near-term pressure from TruBridge integration and rising customer concentration (top-10 ~44-45%). Our FY28 PAT is materially below the ~25-30% CAGR the multiple embeds.</w:t>
+            </w:r>
+          </w:p>
+        </w:tc>
+      </w:tr>
+      <w:tr>
+        <w:tc>
+          <w:tcPr>
+            <w:tcW w:type="dxa" w:w="3200"/>
+            <w:shd w:fill="F2F2F2" w:val="clear"/>
+          </w:tcPr>
+          <w:p>
+            <w:r>
+              <w:rPr>
+                <w:b/>
+                <w:bCs/>
+              </w:rPr>
+              <w:t xml:space="preserve">Evidence quality</w:t>
+            </w:r>
+          </w:p>
+        </w:tc>
+        <w:tc>
+          <w:tcPr>
+            <w:tcW w:type="dxa" w:w="5800"/>
+          </w:tcPr>
+          <w:p>
+            <w:r>
+              <w:t xml:space="preserve">moderate</w:t>
+            </w:r>
+          </w:p>
+        </w:tc>
+      </w:tr>
+    </w:tbl>
+    <w:p>
+      <w:pPr>
+        <w:spacing w:after="120"/>
+      </w:pPr>
+      <w:r>
+        <w:rPr>
+          <w:i/>
+          <w:iCs/>
+          <w:color w:val="666666"/>
+          <w:sz w:val="16"/>
+          <w:szCs w:val="16"/>
+        </w:rPr>
+        <w:t xml:space="preserve">no broker consensus; implied path is a reverse-P/E estimate + screener.in forward figures + VP thread view</w:t>
+      </w:r>
+    </w:p>
+    <w:p>
+      <w:pPr>
+        <w:pStyle w:val="Heading1"/>
+        <w:spacing w:after="120" w:before="280"/>
+      </w:pPr>
+      <w:r>
+        <w:t xml:space="preserve">Ishmohit-Lens Checks (value chain · earnings quality · growth trajectory · management · quality metrics · track record · global-signal check)</w:t>
+      </w:r>
+    </w:p>
+    <w:p>
+      <w:pPr>
+        <w:spacing w:after="120"/>
+      </w:pPr>
+      <w:r>
+        <w:rPr>
+          <w:i/>
+          <w:iCs/>
+          <w:color w:val="666666"/>
+          <w:sz w:val="18"/>
+          <w:szCs w:val="18"/>
+        </w:rPr>
+        <w:t xml:space="preserve">Extra checks drawn from @ishmohit1 / SOIC methodology (playbook/ishmohit-soic-style.md): where the company sits in its value chain and what the supply side is doing, whether a margin/PAT inflection is structural or a cyclical peak, the rate-of-change of growth vs. what the multiple demands, and management quality as a positive attribute.</w:t>
+      </w:r>
+    </w:p>
+    <w:p>
+      <w:pPr>
+        <w:spacing w:after="120"/>
+      </w:pPr>
+      <w:r>
+        <w:rPr>
+          <w:b/>
+          <w:bCs/>
+          <w:sz w:val="20"/>
+          <w:szCs w:val="20"/>
+        </w:rPr>
+        <w:t xml:space="preserve">Quality metrics (ROCE · debt · FCF · margin · capex):</w:t>
+      </w:r>
+    </w:p>
+    <w:tbl>
+      <w:tblPr>
+        <w:tblW w:type="dxa" w:w="9000"/>
+        <w:tblBorders>
+          <w:top w:val="single" w:color="auto" w:sz="4"/>
+          <w:left w:val="single" w:color="auto" w:sz="4"/>
+          <w:bottom w:val="single" w:color="auto" w:sz="4"/>
+          <w:right w:val="single" w:color="auto" w:sz="4"/>
+          <w:insideH w:val="single" w:color="auto" w:sz="4"/>
+          <w:insideV w:val="single" w:color="auto" w:sz="4"/>
+        </w:tblBorders>
+      </w:tblPr>
+      <w:tblGrid>
+        <w:gridCol w:w="3200"/>
+        <w:gridCol w:w="5800"/>
+      </w:tblGrid>
+      <w:tr>
+        <w:tc>
+          <w:tcPr>
+            <w:tcW w:type="dxa" w:w="3200"/>
+            <w:shd w:fill="F2F2F2" w:val="clear"/>
+          </w:tcPr>
+          <w:p>
+            <w:r>
+              <w:rPr>
+                <w:b/>
+                <w:bCs/>
+              </w:rPr>
+              <w:t xml:space="preserve">Assessment</w:t>
+            </w:r>
+          </w:p>
+        </w:tc>
+        <w:tc>
+          <w:tcPr>
+            <w:tcW w:type="dxa" w:w="5800"/>
+          </w:tcPr>
+          <w:p>
+            <w:r>
+              <w:t xml:space="preserve">positive</w:t>
+            </w:r>
+          </w:p>
+        </w:tc>
+      </w:tr>
+      <w:tr>
+        <w:tc>
+          <w:tcPr>
+            <w:tcW w:type="dxa" w:w="3200"/>
+            <w:shd w:fill="F2F2F2" w:val="clear"/>
+          </w:tcPr>
+          <w:p>
+            <w:r>
+              <w:rPr>
+                <w:b/>
+                <w:bCs/>
+              </w:rPr>
+              <w:t xml:space="preserve">ROCE</w:t>
+            </w:r>
+          </w:p>
+        </w:tc>
+        <w:tc>
+          <w:tcPr>
+            <w:tcW w:type="dxa" w:w="5800"/>
+          </w:tcPr>
+          <w:p>
+            <w:r>
+              <w:t xml:space="preserve">30% (stable)</w:t>
+            </w:r>
+          </w:p>
+        </w:tc>
+      </w:tr>
+      <w:tr>
+        <w:tc>
+          <w:tcPr>
+            <w:tcW w:type="dxa" w:w="3200"/>
+            <w:shd w:fill="F2F2F2" w:val="clear"/>
+          </w:tcPr>
+          <w:p>
+            <w:r>
+              <w:rPr>
+                <w:b/>
+                <w:bCs/>
+              </w:rPr>
+              <w:t xml:space="preserve">Leverage</w:t>
+            </w:r>
+          </w:p>
+        </w:tc>
+        <w:tc>
+          <w:tcPr>
+            <w:tcW w:type="dxa" w:w="5800"/>
+          </w:tcPr>
+          <w:p>
+            <w:r>
+              <w:t xml:space="preserve">Net debt/EBITDA 0.7x</w:t>
+            </w:r>
+          </w:p>
+        </w:tc>
+      </w:tr>
+      <w:tr>
+        <w:tc>
+          <w:tcPr>
+            <w:tcW w:type="dxa" w:w="3200"/>
+            <w:shd w:fill="F2F2F2" w:val="clear"/>
+          </w:tcPr>
+          <w:p>
+            <w:r>
+              <w:rPr>
+                <w:b/>
+                <w:bCs/>
+              </w:rPr>
+              <w:t xml:space="preserve">FCF conversion</w:t>
+            </w:r>
+          </w:p>
+        </w:tc>
+        <w:tc>
+          <w:tcPr>
+            <w:tcW w:type="dxa" w:w="5800"/>
+          </w:tcPr>
+          <w:p>
+            <w:r>
+              <w:t xml:space="preserve">65%</w:t>
+            </w:r>
+          </w:p>
+        </w:tc>
+      </w:tr>
+      <w:tr>
+        <w:tc>
+          <w:tcPr>
+            <w:tcW w:type="dxa" w:w="3200"/>
+            <w:shd w:fill="F2F2F2" w:val="clear"/>
+          </w:tcPr>
+          <w:p>
+            <w:r>
+              <w:rPr>
+                <w:b/>
+                <w:bCs/>
+              </w:rPr>
+              <w:t xml:space="preserve">Margin trend</w:t>
+            </w:r>
+          </w:p>
+        </w:tc>
+        <w:tc>
+          <w:tcPr>
+            <w:tcW w:type="dxa" w:w="5800"/>
+          </w:tcPr>
+          <w:p>
+            <w:r>
+              <w:t xml:space="preserve">stable</w:t>
+            </w:r>
+          </w:p>
+        </w:tc>
+      </w:tr>
+      <w:tr>
+        <w:tc>
+          <w:tcPr>
+            <w:tcW w:type="dxa" w:w="3200"/>
+            <w:shd w:fill="F2F2F2" w:val="clear"/>
+          </w:tcPr>
+          <w:p>
+            <w:r>
+              <w:rPr>
+                <w:b/>
+                <w:bCs/>
+              </w:rPr>
+              <w:t xml:space="preserve">Capex efficiency</w:t>
+            </w:r>
+          </w:p>
+        </w:tc>
+        <w:tc>
+          <w:tcPr>
+            <w:tcW w:type="dxa" w:w="5800"/>
+          </w:tcPr>
+          <w:p>
+            <w:r>
+              <w:t xml:space="preserve">neutral</w:t>
+            </w:r>
+          </w:p>
+        </w:tc>
+      </w:tr>
+    </w:tbl>
+    <w:p>
+      <w:pPr>
+        <w:spacing w:after="60" w:before="120"/>
+      </w:pPr>
+      <w:r>
+        <w:rPr>
+          <w:b/>
+          <w:bCs/>
+          <w:sz w:val="20"/>
+          <w:szCs w:val="20"/>
+        </w:rPr>
+        <w:t xml:space="preserve">Track record (Coffee Can persistence check): </w:t>
+      </w:r>
+      <w:r>
+        <w:rPr>
+          <w:sz w:val="20"/>
+          <w:szCs w:val="20"/>
+        </w:rPr>
+        <w:t xml:space="preserve">cleared revenue growth ≥10% AND ROCE ≥15% in 5 of the last 6 years (consistency_score 83)</w:t>
+      </w:r>
+    </w:p>
+    <w:p>
+      <w:pPr>
+        <w:spacing w:after="120"/>
+      </w:pPr>
+      <w:r>
+        <w:rPr>
+          <w:color w:val="666666"/>
+          <w:sz w:val="18"/>
+          <w:szCs w:val="18"/>
+        </w:rPr>
+        <w:t xml:space="preserve">FY21-FY26 screener. Both revenue growth &gt;=10% AND ROCE &gt;=15%: FY22 (+38%, ROCE 50%), FY23 (+35%, 30%), FY24 (+76%, 27%), FY25 (+47%, 32%), FY26 (+20%; FY26 ROCE not yet on screener but ROE 31% and FY25 was 32%, so &gt;15% clearly). Missed only FY21 (rev +5%). ROCE stepped down from ~50% pre-scale but has held high-20s/low-30s.</w:t>
+      </w:r>
+    </w:p>
+    <w:p>
+      <w:pPr>
+        <w:pStyle w:val="Heading1"/>
+        <w:spacing w:after="120" w:before="280"/>
+      </w:pPr>
+      <w:r>
         <w:t xml:space="preserve">Technical Read (Weekly / Monthly MACD + Bollinger Bands, or RSI/CCI/Williams %R proxy)</w:t>
       </w:r>
     </w:p>
@@ -545,6 +1163,34 @@
           <w:szCs w:val="24"/>
         </w:rPr>
         <w:t xml:space="preserve">neither</w:t>
+      </w:r>
+    </w:p>
+    <w:p>
+      <w:pPr>
+        <w:spacing w:after="120"/>
+      </w:pPr>
+      <w:r>
+        <w:rPr>
+          <w:color w:val="666666"/>
+          <w:sz w:val="20"/>
+          <w:szCs w:val="20"/>
+        </w:rPr>
+        <w:t xml:space="preserve">4-box gate — tailwind: weak · TAM: no · moat: yes · valuation: weak  (score 2 / 4)</w:t>
+      </w:r>
+    </w:p>
+    <w:p>
+      <w:pPr>
+        <w:spacing w:after="120"/>
+      </w:pPr>
+      <w:r>
+        <w:rPr>
+          <w:i/>
+          <w:iCs/>
+          <w:color w:val="666666"/>
+          <w:sz w:val="20"/>
+          <w:szCs w:val="20"/>
+        </w:rPr>
+        <w:t xml:space="preserve">US healthcare-outsourcing TAM is real but most recent quarter grew at 'the same rate as the overall market' (12% CC), i.e. not outperforming — tailwind weak; already Rs30,645cr large-cap rules out a genuine 10x — tam no; sticky full-stack platform (regulatory complexity + integration depth) is a genuine moat vs AI disruption; no valuation data, rising customer concentration (top-10 ~44-45%) is a separate risk — weak.</w:t>
       </w:r>
     </w:p>
     <w:p>
